--- a/media/R25999/output_dir/测评数据.docx
+++ b/media/R25999/output_dir/测评数据.docx
@@ -193,7 +193,6 @@
                   <w:pPr>
                     <w:jc w:val="center"/>
                   </w:pPr>
-                  <w:r/>
                   <w:r>
                     <w:rPr>
                       <w:rFonts w:ascii="黑体" w:hAnsi="黑体" w:eastAsia="黑体"/>
@@ -226,7 +225,6 @@
                   <w:pPr>
                     <w:jc w:val="center"/>
                   </w:pPr>
-                  <w:r/>
                   <w:r>
                     <w:rPr>
                       <w:rFonts w:ascii="黑体" w:hAnsi="黑体" w:eastAsia="黑体"/>
@@ -259,7 +257,6 @@
                   <w:pPr>
                     <w:jc w:val="center"/>
                   </w:pPr>
-                  <w:r/>
                   <w:r>
                     <w:rPr>
                       <w:rFonts w:ascii="黑体" w:hAnsi="黑体" w:eastAsia="黑体"/>
@@ -292,7 +289,6 @@
                   <w:pPr>
                     <w:jc w:val="center"/>
                   </w:pPr>
-                  <w:r/>
                   <w:r>
                     <w:rPr>
                       <w:rFonts w:ascii="黑体" w:hAnsi="黑体" w:eastAsia="黑体"/>
@@ -352,6 +348,9 @@
                   </w:tcBorders>
                 </w:tcPr>
                 <w:p>
+                  <w:pPr>
+                    <w:jc w:val="left"/>
+                  </w:pPr>
                   <w:r>
                     <w:t>1K</w:t>
                   </w:r>
@@ -377,6 +376,9 @@
                   </w:tcBorders>
                 </w:tcPr>
                 <w:p>
+                  <w:pPr>
+                    <w:jc w:val="left"/>
+                  </w:pPr>
                   <w:r>
                     <w:t>10</w:t>
                   </w:r>
@@ -402,6 +404,9 @@
                   </w:tcBorders>
                 </w:tcPr>
                 <w:p>
+                  <w:pPr>
+                    <w:jc w:val="left"/>
+                  </w:pPr>
                   <w:r>
                     <w:t>秘密</w:t>
                   </w:r>
@@ -457,6 +462,9 @@
                   </w:tcBorders>
                 </w:tcPr>
                 <w:p>
+                  <w:pPr>
+                    <w:jc w:val="left"/>
+                  </w:pPr>
                   <w:r>
                     <w:t>20M</w:t>
                   </w:r>
@@ -482,6 +490,9 @@
                   </w:tcBorders>
                 </w:tcPr>
                 <w:p>
+                  <w:pPr>
+                    <w:jc w:val="left"/>
+                  </w:pPr>
                   <w:r>
                     <w:t>20</w:t>
                   </w:r>
@@ -507,6 +518,9 @@
                   </w:tcBorders>
                 </w:tcPr>
                 <w:p>
+                  <w:pPr>
+                    <w:jc w:val="left"/>
+                  </w:pPr>
                   <w:r>
                     <w:t>内部</w:t>
                   </w:r>
